--- a/manuscript_finalization/INDEPENDENT_AUDIT_MAJOR_REVISION_V2/01_PCC_SCIENTIFIC_REPORTS_MANUSCRIPT_V2.docx
+++ b/manuscript_finalization/INDEPENDENT_AUDIT_MAJOR_REVISION_V2/01_PCC_SCIENTIFIC_REPORTS_MANUSCRIPT_V2.docx
@@ -1497,7 +1497,7 @@
                 <w:rFonts w:ascii="Arial" w:hAnsi="Arial"/>
                 <w:sz w:val="16"/>
               </w:rPr>
-              <w:t>68.0 (38.5–102.5); valid 111/113</w:t>
+              <w:t>68.0 (39.5–103.0); valid 111/113</w:t>
             </w:r>
           </w:p>
         </w:tc>
